--- a/phases de DEV/phases generees/PHASE_26_LA_TVA_PAR_PRODUIT.docx
+++ b/phases de DEV/phases generees/PHASE_26_LA_TVA_PAR_PRODUIT.docx
@@ -854,7 +854,7 @@
         <w:sz w:val="16"/>
         <w:szCs w:val="16"/>
       </w:rPr>
-      <w:t xml:space="preserve">30 septembre 2026</w:t>
+      <w:t xml:space="preserve">01 octobre 2026</w:t>
     </w:r>
     <w:r>
       <w:rPr>

--- a/phases de DEV/phases generees/PHASE_26_LA_TVA_PAR_PRODUIT.docx
+++ b/phases de DEV/phases generees/PHASE_26_LA_TVA_PAR_PRODUIT.docx
@@ -854,7 +854,7 @@
         <w:sz w:val="16"/>
         <w:szCs w:val="16"/>
       </w:rPr>
-      <w:t xml:space="preserve">01 octobre 2026</w:t>
+      <w:t xml:space="preserve">09 octobre 2026</w:t>
     </w:r>
     <w:r>
       <w:rPr>

--- a/phases de DEV/phases generees/PHASE_26_LA_TVA_PAR_PRODUIT.docx
+++ b/phases de DEV/phases generees/PHASE_26_LA_TVA_PAR_PRODUIT.docx
@@ -854,7 +854,7 @@
         <w:sz w:val="16"/>
         <w:szCs w:val="16"/>
       </w:rPr>
-      <w:t xml:space="preserve">09 octobre 2026</w:t>
+      <w:t xml:space="preserve">11 octobre 2026</w:t>
     </w:r>
     <w:r>
       <w:rPr>

--- a/phases de DEV/phases generees/PHASE_26_LA_TVA_PAR_PRODUIT.docx
+++ b/phases de DEV/phases generees/PHASE_26_LA_TVA_PAR_PRODUIT.docx
@@ -854,7 +854,7 @@
         <w:sz w:val="16"/>
         <w:szCs w:val="16"/>
       </w:rPr>
-      <w:t xml:space="preserve">11 octobre 2026</w:t>
+      <w:t xml:space="preserve">19 octobre 2026</w:t>
     </w:r>
     <w:r>
       <w:rPr>
